--- a/FlowML_Final_Docs/FlowML_WhitePaper_Final.docx
+++ b/FlowML_Final_Docs/FlowML_WhitePaper_Final.docx
@@ -61,6 +61,21 @@
       <w:proofErr w:type="spellEnd"/>
       <w:r>
         <w:t xml:space="preserve"> DSL | 2026</w:t>
+      </w:r>
+      <w:r>
+        <w:br/>
+        <w:t xml:space="preserve">GitHub Repo: </w:t>
+      </w:r>
+      <w:hyperlink r:id="rId8" w:history="1">
+        <w:r>
+          <w:rPr>
+            <w:rStyle w:val="Hyperlink"/>
+          </w:rPr>
+          <w:t>https://github.com/AlrJohn/FlowML</w:t>
+        </w:r>
+      </w:hyperlink>
+      <w:r>
+        <w:t xml:space="preserve"> </w:t>
       </w:r>
     </w:p>
     <w:p>
@@ -3709,12 +3724,12 @@
       </w:r>
     </w:p>
     <w:sectPr>
-      <w:headerReference w:type="even" r:id="rId8"/>
-      <w:headerReference w:type="default" r:id="rId9"/>
-      <w:footerReference w:type="even" r:id="rId10"/>
-      <w:footerReference w:type="default" r:id="rId11"/>
-      <w:headerReference w:type="first" r:id="rId12"/>
-      <w:footerReference w:type="first" r:id="rId13"/>
+      <w:headerReference w:type="even" r:id="rId9"/>
+      <w:headerReference w:type="default" r:id="rId10"/>
+      <w:footerReference w:type="even" r:id="rId11"/>
+      <w:footerReference w:type="default" r:id="rId12"/>
+      <w:headerReference w:type="first" r:id="rId13"/>
+      <w:footerReference w:type="first" r:id="rId14"/>
       <w:pgSz w:w="12240" w:h="15840"/>
       <w:pgMar w:top="1008" w:right="1080" w:bottom="1008" w:left="1080" w:header="720" w:footer="720" w:gutter="0"/>
       <w:cols w:space="720"/>
@@ -15481,6 +15496,29 @@
       <w:sz w:val="18"/>
     </w:rPr>
   </w:style>
+  <w:style w:type="character" w:styleId="Hyperlink">
+    <w:name w:val="Hyperlink"/>
+    <w:basedOn w:val="DefaultParagraphFont"/>
+    <w:uiPriority w:val="99"/>
+    <w:unhideWhenUsed/>
+    <w:rsid w:val="00083A6C"/>
+    <w:rPr>
+      <w:color w:val="0000FF" w:themeColor="hyperlink"/>
+      <w:u w:val="single"/>
+    </w:rPr>
+  </w:style>
+  <w:style w:type="character" w:styleId="UnresolvedMention">
+    <w:name w:val="Unresolved Mention"/>
+    <w:basedOn w:val="DefaultParagraphFont"/>
+    <w:uiPriority w:val="99"/>
+    <w:semiHidden/>
+    <w:unhideWhenUsed/>
+    <w:rsid w:val="00083A6C"/>
+    <w:rPr>
+      <w:color w:val="605E5C"/>
+      <w:shd w:val="clear" w:color="auto" w:fill="E1DFDD"/>
+    </w:rPr>
+  </w:style>
 </w:styles>
 </file>
 
